--- a/tests/data/golden/ip_with_vat.docx
+++ b/tests/data/golden/ip_with_vat.docx
@@ -2672,7 +2672,7 @@
           <w:sz w:val="22"/>
           <w:szCs w:val="24"/>
         </w:rPr>
-        <w:t xml:space="preserve">руб. (Сто восемьдесят тысяч триста рублей ноль копеек)</w:t>
+        <w:t xml:space="preserve">руб. (Сто восемьдесят тысяч триста рублей 00 копеек)</w:t>
       </w:r>
       <w:r>
         <w:rPr>
@@ -2716,7 +2716,7 @@
           <w:sz w:val="22"/>
           <w:szCs w:val="24"/>
         </w:rPr>
-        <w:t xml:space="preserve">НДС по ставке, действующей на дату оказания услуг (в настоящее время 22%) 39666.00 руб. (Тридцать девять тысяч шестьсот шестьдесят шесть рублей ноль копеек).</w:t>
+        <w:t xml:space="preserve">НДС по ставке, действующей на дату оказания услуг (в настоящее время 22%) 39666.00 руб. (Тридцать девять тысяч шестьсот шестьдесят шесть рублей 00 копеек).</w:t>
       </w:r>
     </w:p>
     <w:p>
@@ -2803,7 +2803,7 @@
           <w:sz w:val="22"/>
           <w:szCs w:val="24"/>
         </w:rPr>
-        <w:t xml:space="preserve">(Двести девятнадцать тысяч девятьсот шестьдесят шесть рублей ноль копеек)</w:t>
+        <w:t xml:space="preserve">(Двести девятнадцать тысяч девятьсот шестьдесят шесть рублей 00 копеек)</w:t>
       </w:r>
       <w:r>
         <w:rPr>

--- a/tests/data/golden/ip_with_vat.docx
+++ b/tests/data/golden/ip_with_vat.docx
@@ -3016,7 +3016,7 @@
           <w:szCs w:val="24"/>
           <w:lang w:val="ru-RU"/>
         </w:rPr>
-        <w:t>Оплата производится в течение</w:t>
+        <w:t xml:space="preserve">Оплата производится в течение </w:t>
       </w:r>
       <w:r>
         <w:rPr>

--- a/tests/data/golden/ip_with_vat.docx
+++ b/tests/data/golden/ip_with_vat.docx
@@ -252,7 +252,7 @@
           <w:sz w:val="28"/>
           <w:szCs w:val="24"/>
         </w:rPr>
-        <w:t>1. СТОРОНЫ И СТАТУС</w:t>
+        <w:t xml:space="preserve">1. СТОРОНЫ И СТАТУС</w:t>
       </w:r>
       <w:r>
         <w:rPr>
@@ -309,54 +309,7 @@
           <w:sz w:val="22"/>
           <w:szCs w:val="24"/>
         </w:rPr>
-        <w:t xml:space="preserve">ООО «Заказчик»</w:t>
-      </w:r>
-      <w:r>
-        <w:rPr>
-          <w:rFonts w:ascii="Times New Roman" w:eastAsia="Times New Roman" w:hAnsi="Times New Roman" w:cs="Times New Roman"/>
-          <w:color w:val="000000"/>
-          <w:sz w:val="22"/>
-          <w:szCs w:val="24"/>
-        </w:rPr>
-        <w:t xml:space="preserve"> </w:t>
-      </w:r>
-      <w:r>
-        <w:rPr>
-          <w:rFonts w:ascii="Times New Roman" w:eastAsia="Times New Roman" w:hAnsi="Times New Roman" w:cs="Times New Roman"/>
-          <w:color w:val="000000"/>
-          <w:sz w:val="22"/>
-          <w:szCs w:val="24"/>
-          <w:lang w:val="ru-RU"/>
-        </w:rPr>
-        <w:t>(</w:t>
-      </w:r>
-      <w:r>
-        <w:rPr>
-          <w:rFonts w:ascii="Times New Roman" w:eastAsia="Times New Roman" w:hAnsi="Times New Roman" w:cs="Times New Roman"/>
-          <w:color w:val="000000"/>
-          <w:sz w:val="22"/>
-          <w:szCs w:val="24"/>
-        </w:rPr>
-        <w:t xml:space="preserve">ООО «Заказчик»</w:t>
-      </w:r>
-      <w:r>
-        <w:rPr>
-          <w:rFonts w:ascii="Times New Roman" w:eastAsia="Times New Roman" w:hAnsi="Times New Roman" w:cs="Times New Roman"/>
-          <w:color w:val="000000"/>
-          <w:sz w:val="22"/>
-          <w:szCs w:val="24"/>
-          <w:lang w:val="ru-RU"/>
-        </w:rPr>
-        <w:t>)</w:t>
-      </w:r>
-      <w:r>
-        <w:rPr>
-          <w:rFonts w:ascii="Times New Roman" w:eastAsia="Times New Roman" w:hAnsi="Times New Roman" w:cs="Times New Roman"/>
-          <w:color w:val="000000"/>
-          <w:sz w:val="22"/>
-          <w:szCs w:val="24"/>
-        </w:rPr>
-        <w:t>, именуемое в дальнейшем «Заказчик», в лице Генерального директора Ахмедова Тимура Артуровича, действующего на основании Устава.</w:t>
+        <w:t xml:space="preserve">ООО «Заказчик», именуемое в дальнейшем «Заказчик», в лице Генеральный директор Петров Пётр Петрович, действующего на основании Устава.</w:t>
       </w:r>
     </w:p>
     <w:p>
@@ -402,7 +355,7 @@
           <w:sz w:val="22"/>
           <w:szCs w:val="24"/>
         </w:rPr>
-        <w:t xml:space="preserve">Индивидуальный предприниматель ООО «Ромашка», ИНН 7701234567, ОГРНИП 1027700132195, в лице Индивидуального предпринимателя Петров Пётр Петрович, действующего на основании свидетельства о государственной регистрации, именуемый в дальнейшем «Перевозчик».</w:t>
+        <w:t xml:space="preserve">Индивидуальный предприниматель ООО «Ромашка», ИНН 7701234567, ОГРНИП 1027700132195, действующий на основании свидетельства о государственной регистрации, именуемый в дальнейшем «Перевозчик».</w:t>
       </w:r>
     </w:p>
     <w:p>
@@ -2983,7 +2936,7 @@
           <w:sz w:val="22"/>
           <w:szCs w:val="24"/>
         </w:rPr>
-        <w:t>универсального передаточного документа (УПД) с выделенной суммой НДС и/или акта приема-передачи — по согласованию Сторон.</w:t>
+        <w:t xml:space="preserve">универсального передаточного документа (УПД) с выделенной суммой НДС и/или акта приема-передачи — по согласованию Сторон.</w:t>
       </w:r>
     </w:p>
     <w:p>
@@ -3006,82 +2959,7 @@
           <w:sz w:val="22"/>
           <w:szCs w:val="24"/>
         </w:rPr>
-        <w:t xml:space="preserve">4.4. </w:t>
-      </w:r>
-      <w:r>
-        <w:rPr>
-          <w:rFonts w:ascii="Times New Roman" w:eastAsia="Times New Roman" w:hAnsi="Times New Roman" w:cs="Times New Roman"/>
-          <w:color w:val="000000"/>
-          <w:sz w:val="22"/>
-          <w:szCs w:val="24"/>
-          <w:lang w:val="ru-RU"/>
-        </w:rPr>
-        <w:t xml:space="preserve">Оплата производится в течение </w:t>
-      </w:r>
-      <w:r>
-        <w:rPr>
-          <w:rFonts w:ascii="Times New Roman" w:eastAsia="Times New Roman" w:hAnsi="Times New Roman" w:cs="Times New Roman"/>
-          <w:color w:val="000000"/>
-          <w:sz w:val="22"/>
-          <w:szCs w:val="24"/>
-        </w:rPr>
-        <w:t xml:space="preserve">10</w:t>
-      </w:r>
-      <w:r>
-        <w:rPr>
-          <w:rFonts w:ascii="Times New Roman" w:eastAsia="Times New Roman" w:hAnsi="Times New Roman" w:cs="Times New Roman"/>
-          <w:color w:val="000000"/>
-          <w:sz w:val="22"/>
-          <w:szCs w:val="24"/>
-          <w:lang w:val="ru-RU"/>
-        </w:rPr>
-        <w:t xml:space="preserve"> </w:t>
-      </w:r>
-      <w:r>
-        <w:rPr>
-          <w:rFonts w:ascii="Times New Roman" w:eastAsia="Times New Roman" w:hAnsi="Times New Roman" w:cs="Times New Roman"/>
-          <w:color w:val="000000"/>
-          <w:sz w:val="22"/>
-          <w:szCs w:val="24"/>
-        </w:rPr>
-        <w:t xml:space="preserve">(десяти)</w:t>
-      </w:r>
-      <w:r>
-        <w:rPr>
-          <w:rFonts w:ascii="Times New Roman" w:eastAsia="Times New Roman" w:hAnsi="Times New Roman" w:cs="Times New Roman"/>
-          <w:color w:val="000000"/>
-          <w:sz w:val="22"/>
-          <w:szCs w:val="24"/>
-        </w:rPr>
-        <w:t xml:space="preserve"> </w:t>
-      </w:r>
-      <w:r>
-        <w:rPr>
-          <w:rFonts w:ascii="Times New Roman" w:eastAsia="Times New Roman" w:hAnsi="Times New Roman" w:cs="Times New Roman"/>
-          <w:color w:val="000000"/>
-          <w:sz w:val="22"/>
-          <w:szCs w:val="24"/>
-        </w:rPr>
-        <w:t>банковских дней с даты завершения выгрузки последнего из перевозимых автомобилей и получения Заказчиком оригиналов надлежащим образом оформленных документов (транспортная накладная, CMR, УПД и иных). Срок оплаты исчисляется с даты получения последнего из обязательных документов, при условии их надлежащего оформления</w:t>
-      </w:r>
-      <w:r>
-        <w:rPr>
-          <w:rFonts w:ascii="Times New Roman" w:eastAsia="Times New Roman" w:hAnsi="Times New Roman" w:cs="Times New Roman"/>
-          <w:color w:val="000000"/>
-          <w:sz w:val="22"/>
-          <w:szCs w:val="24"/>
-        </w:rPr>
-        <w:t xml:space="preserve"> или получения документов через систему электронного документооборота (ЭДО)</w:t>
-      </w:r>
-      <w:r>
-        <w:rPr>
-          <w:rFonts w:ascii="Times New Roman" w:eastAsia="Times New Roman" w:hAnsi="Times New Roman" w:cs="Times New Roman"/>
-          <w:color w:val="000000"/>
-          <w:sz w:val="22"/>
-          <w:szCs w:val="24"/>
-          <w:lang w:val="ru-RU"/>
-        </w:rPr>
-        <w:t>.</w:t>
+        <w:t xml:space="preserve">4.4. Оплата производится в течение 10 (десяти) банковских дней с даты завершения выгрузки последнего из перевозимых автомобилей и получения Заказчиком оригиналов надлежащим образом оформленных документов (транспортная накладная, CMR, УПД и иных). Срок оплаты исчисляется с даты получения последнего из обязательных документов, при условии их надлежащего оформления или получения документов через систему электронного документооборота (ЭДО).</w:t>
       </w:r>
     </w:p>
     <w:p>
@@ -5278,27 +5156,7 @@
                 <w:sz w:val="19"/>
                 <w:szCs w:val="24"/>
               </w:rPr>
-              <w:t>ОГРН</w:t>
-            </w:r>
-            <w:r>
-              <w:rPr>
-                <w:rFonts w:ascii="Times New Roman" w:eastAsia="Times New Roman" w:hAnsi="Times New Roman" w:cs="Times New Roman"/>
-                <w:color w:val="000000"/>
-                <w:sz w:val="19"/>
-                <w:szCs w:val="24"/>
-                <w:lang w:val="en-US"/>
-              </w:rPr>
-              <w:t xml:space="preserve"> </w:t>
-            </w:r>
-            <w:r>
-              <w:rPr>
-                <w:rFonts w:ascii="Times New Roman" w:eastAsia="Times New Roman" w:hAnsi="Times New Roman" w:cs="Times New Roman"/>
-                <w:color w:val="000000"/>
-                <w:sz w:val="19"/>
-                <w:szCs w:val="24"/>
-                <w:lang w:val="en-US"/>
-              </w:rPr>
-              <w:t xml:space="preserve">1027700132195</w:t>
+              <w:t xml:space="preserve">ОГРН 1027700132195</w:t>
             </w:r>
           </w:p>
           <w:p>
@@ -5575,47 +5433,7 @@
                 <w:szCs w:val="24"/>
                 <w:lang w:val="en-US"/>
               </w:rPr>
-              <w:t>E</w:t>
-            </w:r>
-            <w:r>
-              <w:rPr>
-                <w:rFonts w:ascii="Times New Roman" w:eastAsia="Times New Roman" w:hAnsi="Times New Roman" w:cs="Times New Roman"/>
-                <w:color w:val="000000"/>
-                <w:sz w:val="19"/>
-                <w:szCs w:val="24"/>
-                <w:lang w:val="ru-RU"/>
-              </w:rPr>
-              <w:t>‑</w:t>
-            </w:r>
-            <w:r>
-              <w:rPr>
-                <w:rFonts w:ascii="Times New Roman" w:eastAsia="Times New Roman" w:hAnsi="Times New Roman" w:cs="Times New Roman"/>
-                <w:color w:val="000000"/>
-                <w:sz w:val="19"/>
-                <w:szCs w:val="24"/>
-                <w:lang w:val="en-US"/>
-              </w:rPr>
-              <w:t>mail</w:t>
-            </w:r>
-            <w:r>
-              <w:rPr>
-                <w:rFonts w:ascii="Times New Roman" w:eastAsia="Times New Roman" w:hAnsi="Times New Roman" w:cs="Times New Roman"/>
-                <w:color w:val="000000"/>
-                <w:sz w:val="19"/>
-                <w:szCs w:val="24"/>
-                <w:lang w:val="ru-RU"/>
-              </w:rPr>
-              <w:t xml:space="preserve">: </w:t>
-            </w:r>
-            <w:r>
-              <w:rPr>
-                <w:rFonts w:ascii="Times New Roman" w:eastAsia="Times New Roman" w:hAnsi="Times New Roman" w:cs="Times New Roman"/>
-                <w:color w:val="000000"/>
-                <w:sz w:val="19"/>
-                <w:szCs w:val="24"/>
-                <w:lang w:val="ru-RU"/>
-              </w:rPr>
-              <w:t xml:space="preserve">info@example.ru</w:t>
+              <w:t xml:space="preserve">E‑mail: info@example.ru</w:t>
             </w:r>
           </w:p>
           <w:p>
@@ -5662,36 +5480,7 @@
                 <w:sz w:val="19"/>
                 <w:szCs w:val="24"/>
               </w:rPr>
-              <w:t xml:space="preserve">Генеральный </w:t>
-            </w:r>
-            <w:proofErr w:type="gramStart"/>
-            <w:r>
-              <w:rPr>
-                <w:rFonts w:ascii="Times New Roman" w:eastAsia="Times New Roman" w:hAnsi="Times New Roman" w:cs="Times New Roman"/>
-                <w:color w:val="000000"/>
-                <w:sz w:val="19"/>
-                <w:szCs w:val="24"/>
-              </w:rPr>
-              <w:t>директор  _</w:t>
-            </w:r>
-            <w:proofErr w:type="gramEnd"/>
-            <w:r>
-              <w:rPr>
-                <w:rFonts w:ascii="Times New Roman" w:eastAsia="Times New Roman" w:hAnsi="Times New Roman" w:cs="Times New Roman"/>
-                <w:color w:val="000000"/>
-                <w:sz w:val="19"/>
-                <w:szCs w:val="24"/>
-              </w:rPr>
-              <w:t>_______</w:t>
-            </w:r>
-            <w:r>
-              <w:rPr>
-                <w:rFonts w:ascii="Times New Roman" w:eastAsia="Times New Roman" w:hAnsi="Times New Roman" w:cs="Times New Roman"/>
-                <w:color w:val="000000"/>
-                <w:sz w:val="19"/>
-                <w:szCs w:val="24"/>
-              </w:rPr>
-              <w:t xml:space="preserve"> /Т.А. Ахмедов /  </w:t>
+              <w:t xml:space="preserve">Генеральный директор  ________ /П.П. Петров /</w:t>
             </w:r>
           </w:p>
           <w:p>
@@ -5918,7 +5707,6 @@
                 <w:lang w:val="en-US"/>
               </w:rPr>
             </w:pPr>
-            <w:proofErr w:type="spellStart"/>
             <w:r>
               <w:rPr>
                 <w:rFonts w:ascii="Times New Roman" w:eastAsia="Times New Roman" w:hAnsi="Times New Roman" w:cs="Times New Roman"/>
@@ -5927,40 +5715,7 @@
                 <w:szCs w:val="24"/>
                 <w:lang w:val="en-US"/>
               </w:rPr>
-              <w:t>Фактический</w:t>
-            </w:r>
-            <w:proofErr w:type="spellEnd"/>
-            <w:r>
-              <w:rPr>
-                <w:rFonts w:ascii="Times New Roman" w:eastAsia="Times New Roman" w:hAnsi="Times New Roman" w:cs="Times New Roman"/>
-                <w:color w:val="000000"/>
-                <w:sz w:val="19"/>
-                <w:szCs w:val="24"/>
-                <w:lang w:val="en-US"/>
-              </w:rPr>
-              <w:t xml:space="preserve"> </w:t>
-            </w:r>
-            <w:proofErr w:type="spellStart"/>
-            <w:r>
-              <w:rPr>
-                <w:rFonts w:ascii="Times New Roman" w:eastAsia="Times New Roman" w:hAnsi="Times New Roman" w:cs="Times New Roman"/>
-                <w:color w:val="000000"/>
-                <w:sz w:val="19"/>
-                <w:szCs w:val="24"/>
-                <w:lang w:val="en-US"/>
-              </w:rPr>
-              <w:t>адрес</w:t>
-            </w:r>
-            <w:proofErr w:type="spellEnd"/>
-            <w:r>
-              <w:rPr>
-                <w:rFonts w:ascii="Times New Roman" w:eastAsia="Times New Roman" w:hAnsi="Times New Roman" w:cs="Times New Roman"/>
-                <w:color w:val="000000"/>
-                <w:sz w:val="19"/>
-                <w:szCs w:val="24"/>
-                <w:lang w:val="en-US"/>
-              </w:rPr>
-              <w:t xml:space="preserve">: г. Москва, ул. Тестовая, д. 1</w:t>
+              <w:t xml:space="preserve">Фактический адрес: г. Москва, ул. Тестовая, д. 1</w:t>
             </w:r>
           </w:p>
           <w:p>
@@ -6154,7 +5909,7 @@
                 <w:szCs w:val="24"/>
                 <w:lang w:val="en-US"/>
               </w:rPr>
-              <w:t xml:space="preserve">Индивидуальный предприниматель ________ /Петров Пётр Петрович/</w:t>
+              <w:t xml:space="preserve">Индивидуальный предприниматель ________ /ООО «Ромашка»/</w:t>
             </w:r>
           </w:p>
         </w:tc>

--- a/tests/data/golden/ip_with_vat.docx
+++ b/tests/data/golden/ip_with_vat.docx
@@ -309,7 +309,7 @@
           <w:sz w:val="22"/>
           <w:szCs w:val="24"/>
         </w:rPr>
-        <w:t xml:space="preserve">ООО «Заказчик», именуемое в дальнейшем «Заказчик», в лице Генеральный директор Петров Пётр Петрович, действующего на основании Устава.</w:t>
+        <w:t xml:space="preserve">ООО «Заказчик», ИНН 7701234567, КПП 770101001, ОГРН 1027700132195, именуемое в дальнейшем «Заказчик», в лице Генерального директора Петрова Пётра Петровича, действующего на основании Устава.</w:t>
       </w:r>
     </w:p>
     <w:p>
@@ -355,7 +355,7 @@
           <w:sz w:val="22"/>
           <w:szCs w:val="24"/>
         </w:rPr>
-        <w:t xml:space="preserve">Индивидуальный предприниматель ООО «Ромашка», ИНН 7701234567, ОГРНИП 1027700132195, действующий на основании свидетельства о государственной регистрации, именуемый в дальнейшем «Перевозчик».</w:t>
+        <w:t xml:space="preserve">Индивидуальный предприниматель «Ромашка», ИНН 7701234567, ОГРНИП 1027700132195, действующий на основании свидетельства о государственной регистрации, именуемый в дальнейшем «Перевозчик».</w:t>
       </w:r>
     </w:p>
     <w:p>
@@ -5589,7 +5589,7 @@
                 <w:szCs w:val="24"/>
                 <w:lang w:val="en-US"/>
               </w:rPr>
-              <w:t xml:space="preserve">Индивидуальный предприниматель ООО «Ромашка»</w:t>
+              <w:t xml:space="preserve">Индивидуальный предприниматель «Ромашка»</w:t>
             </w:r>
           </w:p>
           <w:p>
@@ -5909,7 +5909,7 @@
                 <w:szCs w:val="24"/>
                 <w:lang w:val="en-US"/>
               </w:rPr>
-              <w:t xml:space="preserve">Индивидуальный предприниматель ________ /ООО «Ромашка»/</w:t>
+              <w:t xml:space="preserve">Индивидуальный предприниматель ________ /«Ромашка»/</w:t>
             </w:r>
           </w:p>
         </w:tc>

--- a/tests/data/golden/ip_with_vat.docx
+++ b/tests/data/golden/ip_with_vat.docx
@@ -252,7 +252,7 @@
           <w:sz w:val="28"/>
           <w:szCs w:val="24"/>
         </w:rPr>
-        <w:t xml:space="preserve">1. СТОРОНЫ И СТАТУС</w:t>
+        <w:t xml:space="preserve">1. СТОРОНЫ И СТАТУС </w:t>
       </w:r>
       <w:r>
         <w:rPr>
@@ -264,7 +264,6 @@
           <w:szCs w:val="24"/>
           <w:lang w:val="ru-RU"/>
         </w:rPr>
-        <w:t xml:space="preserve">  </w:t>
       </w:r>
     </w:p>
     <w:p>
@@ -287,7 +286,7 @@
           <w:sz w:val="22"/>
           <w:szCs w:val="24"/>
         </w:rPr>
-        <w:t xml:space="preserve">1.1. Заказчик:  </w:t>
+        <w:t xml:space="preserve">1.1. Заказчик: </w:t>
       </w:r>
     </w:p>
     <w:p>
@@ -333,7 +332,7 @@
           <w:sz w:val="22"/>
           <w:szCs w:val="24"/>
         </w:rPr>
-        <w:t xml:space="preserve">1.2. Перевозчик:  </w:t>
+        <w:t xml:space="preserve">1.2. Перевозчик: </w:t>
       </w:r>
     </w:p>
     <w:p>
@@ -535,7 +534,7 @@
           <w:sz w:val="22"/>
           <w:szCs w:val="24"/>
         </w:rPr>
-        <w:t xml:space="preserve">3.1. Груз:  </w:t>
+        <w:t xml:space="preserve">3.1. Груз: </w:t>
       </w:r>
     </w:p>
     <w:p>
@@ -975,7 +974,7 @@
           <w:szCs w:val="24"/>
           <w:lang w:val="ru-RU"/>
         </w:rPr>
-        <w:t xml:space="preserve">Плановая дата и время подачи транспортного средства под погрузку:  г. Время </w:t>
+        <w:t xml:space="preserve">Плановая дата и время подачи транспортного средства под погрузку: г. Время </w:t>
       </w:r>
     </w:p>
     <w:p>
@@ -1666,8 +1665,7 @@
           <w:sz w:val="22"/>
           <w:szCs w:val="24"/>
         </w:rPr>
-        <w:lastRenderedPageBreak/>
-        <w:t xml:space="preserve">– Плановая дата завершения выгрузки: </w:t>
+        <w:t>– Плановая дата завершения выгрузки: г.</w:t>
       </w:r>
       <w:r>
         <w:rPr>
@@ -1677,7 +1675,6 @@
           <w:szCs w:val="24"/>
           <w:lang w:val="ru-RU"/>
         </w:rPr>
-        <w:t xml:space="preserve"> </w:t>
       </w:r>
       <w:r>
         <w:rPr>
@@ -1687,7 +1684,6 @@
           <w:szCs w:val="24"/>
           <w:lang w:val="ru-RU"/>
         </w:rPr>
-        <w:t>г.</w:t>
       </w:r>
     </w:p>
     <w:p>
@@ -2428,7 +2424,7 @@
           <w:sz w:val="22"/>
           <w:szCs w:val="24"/>
         </w:rPr>
-        <w:t>3.6. Обмен заявками, подтверждениями, адресами, окнами, контактами и иными рабочими данными допускается по электронной почте и мессенджерам.  Такая переписка признается Сторонами надлежащим подтверждением договоренностей.</w:t>
+        <w:t>3.6. Обмен заявками, подтверждениями, адресами, окнами, контактами и иными рабочими данными допускается по электронной почте и мессенджерам. Такая переписка признается Сторонами надлежащим подтверждением договоренностей.</w:t>
       </w:r>
     </w:p>
     <w:p>
@@ -3160,7 +3156,7 @@
           <w:sz w:val="22"/>
           <w:szCs w:val="24"/>
         </w:rPr>
-        <w:t xml:space="preserve">состояния Груза;  </w:t>
+        <w:t xml:space="preserve">состояния Груза; </w:t>
       </w:r>
     </w:p>
     <w:p>
@@ -3186,7 +3182,7 @@
           <w:sz w:val="22"/>
           <w:szCs w:val="24"/>
         </w:rPr>
-        <w:t xml:space="preserve">видимых повреждений (при наличии);  </w:t>
+        <w:t xml:space="preserve">видимых повреждений (при наличии); </w:t>
       </w:r>
     </w:p>
     <w:p>
@@ -3685,7 +3681,7 @@
           <w:sz w:val="22"/>
           <w:szCs w:val="24"/>
         </w:rPr>
-        <w:t>6.3.</w:t>
+        <w:t>6.3.1. Перевозчик подтверждает, что ему известны условия ответственности Заказчика перед его клиентом по данному рейсу и обязуется возместить Заказчику убытки, включая штрафы и санкции, при условии, что такие убытки документально подтверждены и являются прямым следствием нарушения Перевозчиком условий Договора.</w:t>
       </w:r>
       <w:r>
         <w:rPr>
@@ -3696,7 +3692,6 @@
           <w:szCs w:val="24"/>
           <w:lang w:val="ru-RU"/>
         </w:rPr>
-        <w:t>1</w:t>
       </w:r>
       <w:r>
         <w:rPr>
@@ -3706,7 +3701,6 @@
           <w:sz w:val="22"/>
           <w:szCs w:val="24"/>
         </w:rPr>
-        <w:t xml:space="preserve">. Перевозчик подтверждает, что ему известны условия ответственности Заказчика перед его клиентом по данному рейсу и </w:t>
       </w:r>
       <w:r>
         <w:rPr>
@@ -3717,7 +3711,6 @@
           <w:szCs w:val="24"/>
           <w:lang w:val="ru-RU"/>
         </w:rPr>
-        <w:t xml:space="preserve">обязуется </w:t>
       </w:r>
       <w:r>
         <w:rPr>
@@ -3727,7 +3720,6 @@
           <w:sz w:val="22"/>
           <w:szCs w:val="24"/>
         </w:rPr>
-        <w:t xml:space="preserve">возместить </w:t>
       </w:r>
       <w:proofErr w:type="gramStart"/>
       <w:r>
@@ -3738,7 +3730,6 @@
           <w:sz w:val="22"/>
           <w:szCs w:val="24"/>
         </w:rPr>
-        <w:t>Заказчику  убытки</w:t>
       </w:r>
       <w:proofErr w:type="gramEnd"/>
       <w:r>
@@ -3749,7 +3740,6 @@
           <w:sz w:val="22"/>
           <w:szCs w:val="24"/>
         </w:rPr>
-        <w:t xml:space="preserve">, включая штрафы и санкции, </w:t>
       </w:r>
       <w:r>
         <w:rPr>
@@ -3760,7 +3750,6 @@
           <w:szCs w:val="24"/>
           <w:lang w:val="ru-RU"/>
         </w:rPr>
-        <w:t>при условии , что такие убытки документально подтверждены и являются прямым следствием нарушения Перевозчиком условий Договора.</w:t>
       </w:r>
     </w:p>
     <w:p>
@@ -3809,7 +3798,7 @@
           <w:sz w:val="22"/>
           <w:szCs w:val="24"/>
         </w:rPr>
-        <w:t xml:space="preserve">стоимость восстановительного ремонта и/или утрату товарной стоимости автомобиля (по отчету оценщика или иным согласованным документам),  </w:t>
+        <w:t xml:space="preserve">стоимость восстановительного ремонта и/или утрату товарной стоимости автомобиля (по отчету оценщика или иным согласованным документам), </w:t>
       </w:r>
     </w:p>
     <w:p>
@@ -4366,7 +4355,7 @@
           <w:sz w:val="22"/>
           <w:szCs w:val="24"/>
         </w:rPr>
-        <w:t xml:space="preserve">проверки Перевозчика, его водителей и транспортных средств;  </w:t>
+        <w:t xml:space="preserve">проверки Перевозчика, его водителей и транспортных средств; </w:t>
       </w:r>
     </w:p>
     <w:p>
@@ -4392,7 +4381,7 @@
           <w:sz w:val="22"/>
           <w:szCs w:val="24"/>
         </w:rPr>
-        <w:t xml:space="preserve">мониторинга маршрута и стоянок;  </w:t>
+        <w:t xml:space="preserve">мониторинга маршрута и стоянок; </w:t>
       </w:r>
     </w:p>
     <w:p>
@@ -4463,7 +4452,7 @@
           <w:sz w:val="22"/>
           <w:szCs w:val="24"/>
         </w:rPr>
-        <w:t xml:space="preserve">– предоставлять копии документов на Перевозчика, транспортные средства и водителей (регистрационные, страховые, водительские удостоверения и т.п.);  </w:t>
+        <w:t xml:space="preserve">– предоставлять копии документов на Перевозчика, транспортные средства и водителей (регистрационные, страховые, водительские удостоверения и т.п.); </w:t>
       </w:r>
     </w:p>
     <w:p>
@@ -4615,7 +4604,7 @@
           <w:sz w:val="22"/>
           <w:szCs w:val="24"/>
         </w:rPr>
-        <w:t xml:space="preserve">заключения и исполнения настоящего Договора;  </w:t>
+        <w:t xml:space="preserve">заключения и исполнения настоящего Договора; </w:t>
       </w:r>
     </w:p>
     <w:p>
@@ -4641,7 +4630,7 @@
           <w:sz w:val="22"/>
           <w:szCs w:val="24"/>
         </w:rPr>
-        <w:t>использования сервиса «</w:t>
+        <w:t xml:space="preserve">использования сервиса «ТехноЩит» для проверки и мониторинга Перевозчика; </w:t>
       </w:r>
       <w:proofErr w:type="spellStart"/>
       <w:r>
@@ -4651,7 +4640,6 @@
           <w:sz w:val="22"/>
           <w:szCs w:val="24"/>
         </w:rPr>
-        <w:t>ТехноЩит</w:t>
       </w:r>
       <w:proofErr w:type="spellEnd"/>
       <w:r>
@@ -4661,7 +4649,6 @@
           <w:sz w:val="22"/>
           <w:szCs w:val="24"/>
         </w:rPr>
-        <w:t xml:space="preserve">» для проверки и мониторинга Перевозчика;  </w:t>
       </w:r>
     </w:p>
     <w:p>
@@ -4687,7 +4674,7 @@
           <w:sz w:val="22"/>
           <w:szCs w:val="24"/>
         </w:rPr>
-        <w:t xml:space="preserve">соблюдения требований законодательства и договоров Заказчика с его клиентами;  </w:t>
+        <w:t xml:space="preserve">соблюдения требований законодательства и договоров Заказчика с его клиентами; </w:t>
       </w:r>
     </w:p>
     <w:p>
@@ -4879,7 +4866,7 @@
           <w:sz w:val="22"/>
           <w:szCs w:val="24"/>
         </w:rPr>
-        <w:t xml:space="preserve">в арбитражном суде по месту нахождения Заказчика – если Перевозчик является юр. лицом или ИП;  </w:t>
+        <w:t xml:space="preserve">в арбитражном суде по месту нахождения Заказчика – если Перевозчик является юр. лицом или ИП; </w:t>
       </w:r>
     </w:p>
     <w:p>
@@ -5080,7 +5067,7 @@
                 <w:szCs w:val="24"/>
                 <w:lang w:val="en-US"/>
               </w:rPr>
-              <w:t xml:space="preserve">ООО «Заказчик»</w:t>
+              <w:t xml:space="preserve">ООО «Заказчик» </w:t>
             </w:r>
             <w:r>
               <w:rPr>
@@ -5092,7 +5079,6 @@
                 <w:szCs w:val="24"/>
                 <w:lang w:val="en-US"/>
               </w:rPr>
-              <w:t xml:space="preserve">  </w:t>
             </w:r>
           </w:p>
           <w:p>
@@ -5239,75 +5225,7 @@
                 <w:sz w:val="19"/>
                 <w:szCs w:val="24"/>
               </w:rPr>
-              <w:t>р</w:t>
-            </w:r>
-            <w:r>
-              <w:rPr>
-                <w:rFonts w:ascii="Times New Roman" w:eastAsia="Times New Roman" w:hAnsi="Times New Roman" w:cs="Times New Roman"/>
-                <w:color w:val="000000"/>
-                <w:sz w:val="19"/>
-                <w:szCs w:val="24"/>
-                <w:lang w:val="en-US"/>
-              </w:rPr>
-              <w:t>/</w:t>
-            </w:r>
-            <w:r>
-              <w:rPr>
-                <w:rFonts w:ascii="Times New Roman" w:eastAsia="Times New Roman" w:hAnsi="Times New Roman" w:cs="Times New Roman"/>
-                <w:color w:val="000000"/>
-                <w:sz w:val="19"/>
-                <w:szCs w:val="24"/>
-              </w:rPr>
-              <w:t>с</w:t>
-            </w:r>
-            <w:r>
-              <w:rPr>
-                <w:rFonts w:ascii="Times New Roman" w:eastAsia="Times New Roman" w:hAnsi="Times New Roman" w:cs="Times New Roman"/>
-                <w:color w:val="000000"/>
-                <w:sz w:val="19"/>
-                <w:szCs w:val="24"/>
-                <w:lang w:val="en-US"/>
-              </w:rPr>
-              <w:t xml:space="preserve"> </w:t>
-            </w:r>
-            <w:r>
-              <w:rPr>
-                <w:rFonts w:ascii="Times New Roman" w:eastAsia="Times New Roman" w:hAnsi="Times New Roman" w:cs="Times New Roman"/>
-                <w:color w:val="000000"/>
-                <w:sz w:val="19"/>
-                <w:szCs w:val="24"/>
-                <w:lang w:val="en-US"/>
-              </w:rPr>
-              <w:t xml:space="preserve">40702810000000000001 </w:t>
-            </w:r>
-            <w:r>
-              <w:rPr>
-                <w:rFonts w:ascii="Times New Roman" w:eastAsia="Times New Roman" w:hAnsi="Times New Roman" w:cs="Times New Roman"/>
-                <w:color w:val="000000"/>
-                <w:sz w:val="19"/>
-                <w:szCs w:val="24"/>
-              </w:rPr>
-              <w:t>в</w:t>
-            </w:r>
-            <w:r>
-              <w:rPr>
-                <w:rFonts w:ascii="Times New Roman" w:eastAsia="Times New Roman" w:hAnsi="Times New Roman" w:cs="Times New Roman"/>
-                <w:color w:val="000000"/>
-                <w:sz w:val="19"/>
-                <w:szCs w:val="24"/>
-                <w:lang w:val="en-US"/>
-              </w:rPr>
-              <w:t xml:space="preserve"> </w:t>
-            </w:r>
-            <w:r>
-              <w:rPr>
-                <w:rFonts w:ascii="Times New Roman" w:eastAsia="Times New Roman" w:hAnsi="Times New Roman" w:cs="Times New Roman"/>
-                <w:color w:val="000000"/>
-                <w:sz w:val="19"/>
-                <w:szCs w:val="24"/>
-                <w:lang w:val="en-US"/>
-              </w:rPr>
-              <w:t xml:space="preserve">ПАО Сбербанк</w:t>
+              <w:t xml:space="preserve">р/с 40702810000000000001 в ПАО Сбербанк</w:t>
             </w:r>
           </w:p>
           <w:p>
@@ -5329,27 +5247,7 @@
                 <w:sz w:val="19"/>
                 <w:szCs w:val="24"/>
               </w:rPr>
-              <w:t>БИК</w:t>
-            </w:r>
-            <w:r>
-              <w:rPr>
-                <w:rFonts w:ascii="Times New Roman" w:eastAsia="Times New Roman" w:hAnsi="Times New Roman" w:cs="Times New Roman"/>
-                <w:color w:val="000000"/>
-                <w:sz w:val="19"/>
-                <w:szCs w:val="24"/>
-                <w:lang w:val="en-US"/>
-              </w:rPr>
-              <w:t xml:space="preserve"> </w:t>
-            </w:r>
-            <w:r>
-              <w:rPr>
-                <w:rFonts w:ascii="Times New Roman" w:eastAsia="Times New Roman" w:hAnsi="Times New Roman" w:cs="Times New Roman"/>
-                <w:color w:val="000000"/>
-                <w:sz w:val="19"/>
-                <w:szCs w:val="24"/>
-                <w:lang w:val="en-US"/>
-              </w:rPr>
-              <w:t xml:space="preserve">044525225</w:t>
+              <w:t xml:space="preserve">БИК 044525225</w:t>
             </w:r>
           </w:p>
           <w:p>
@@ -5371,46 +5269,7 @@
                 <w:sz w:val="19"/>
                 <w:szCs w:val="24"/>
               </w:rPr>
-              <w:t>к</w:t>
-            </w:r>
-            <w:r>
-              <w:rPr>
-                <w:rFonts w:ascii="Times New Roman" w:eastAsia="Times New Roman" w:hAnsi="Times New Roman" w:cs="Times New Roman"/>
-                <w:color w:val="000000"/>
-                <w:sz w:val="19"/>
-                <w:szCs w:val="24"/>
-                <w:lang w:val="en-US"/>
-              </w:rPr>
-              <w:t>/</w:t>
-            </w:r>
-            <w:r>
-              <w:rPr>
-                <w:rFonts w:ascii="Times New Roman" w:eastAsia="Times New Roman" w:hAnsi="Times New Roman" w:cs="Times New Roman"/>
-                <w:color w:val="000000"/>
-                <w:sz w:val="19"/>
-                <w:szCs w:val="24"/>
-              </w:rPr>
-              <w:t>с</w:t>
-            </w:r>
-            <w:r>
-              <w:rPr>
-                <w:rFonts w:ascii="Times New Roman" w:eastAsia="Times New Roman" w:hAnsi="Times New Roman" w:cs="Times New Roman"/>
-                <w:color w:val="000000"/>
-                <w:sz w:val="19"/>
-                <w:szCs w:val="24"/>
-                <w:lang w:val="en-US"/>
-              </w:rPr>
-              <w:t xml:space="preserve"> </w:t>
-            </w:r>
-            <w:r>
-              <w:rPr>
-                <w:rFonts w:ascii="Times New Roman" w:eastAsia="Times New Roman" w:hAnsi="Times New Roman" w:cs="Times New Roman"/>
-                <w:color w:val="000000"/>
-                <w:sz w:val="19"/>
-                <w:szCs w:val="24"/>
-                <w:lang w:val="en-US"/>
-              </w:rPr>
-              <w:t xml:space="preserve">30101810400000000225</w:t>
+              <w:t xml:space="preserve">к/с 30101810400000000225</w:t>
             </w:r>
           </w:p>
           <w:p>
@@ -5480,7 +5339,7 @@
                 <w:sz w:val="19"/>
                 <w:szCs w:val="24"/>
               </w:rPr>
-              <w:t xml:space="preserve">Генеральный директор  ________ /П.П. Петров /</w:t>
+              <w:t>Генеральный директор ________ /П.П. Петров /</w:t>
             </w:r>
           </w:p>
           <w:p>
@@ -5501,7 +5360,7 @@
                 <w:sz w:val="19"/>
                 <w:szCs w:val="24"/>
               </w:rPr>
-              <w:t xml:space="preserve">(подпись)  </w:t>
+              <w:t xml:space="preserve">(подпись) </w:t>
             </w:r>
           </w:p>
           <w:p>
@@ -5799,7 +5658,6 @@
                 <w:lang w:val="en-US"/>
               </w:rPr>
             </w:pPr>
-            <w:proofErr w:type="spellStart"/>
             <w:r>
               <w:rPr>
                 <w:rFonts w:ascii="Times New Roman" w:eastAsia="Times New Roman" w:hAnsi="Times New Roman" w:cs="Times New Roman"/>
@@ -5808,40 +5666,7 @@
                 <w:szCs w:val="24"/>
                 <w:lang w:val="en-US"/>
               </w:rPr>
-              <w:t>Корр</w:t>
-            </w:r>
-            <w:proofErr w:type="spellEnd"/>
-            <w:r>
-              <w:rPr>
-                <w:rFonts w:ascii="Times New Roman" w:eastAsia="Times New Roman" w:hAnsi="Times New Roman" w:cs="Times New Roman"/>
-                <w:color w:val="000000"/>
-                <w:sz w:val="19"/>
-                <w:szCs w:val="24"/>
-                <w:lang w:val="en-US"/>
-              </w:rPr>
-              <w:t xml:space="preserve">. </w:t>
-            </w:r>
-            <w:proofErr w:type="spellStart"/>
-            <w:r>
-              <w:rPr>
-                <w:rFonts w:ascii="Times New Roman" w:eastAsia="Times New Roman" w:hAnsi="Times New Roman" w:cs="Times New Roman"/>
-                <w:color w:val="000000"/>
-                <w:sz w:val="19"/>
-                <w:szCs w:val="24"/>
-                <w:lang w:val="en-US"/>
-              </w:rPr>
-              <w:t>счёт</w:t>
-            </w:r>
-            <w:proofErr w:type="spellEnd"/>
-            <w:r>
-              <w:rPr>
-                <w:rFonts w:ascii="Times New Roman" w:eastAsia="Times New Roman" w:hAnsi="Times New Roman" w:cs="Times New Roman"/>
-                <w:color w:val="000000"/>
-                <w:sz w:val="19"/>
-                <w:szCs w:val="24"/>
-                <w:lang w:val="en-US"/>
-              </w:rPr>
-              <w:t xml:space="preserve">: 30101810400000000225</w:t>
+              <w:t xml:space="preserve">Корр. счёт: 30101810400000000225</w:t>
             </w:r>
           </w:p>
           <w:p>
